--- a/lesson-6.docx
+++ b/lesson-6.docx
@@ -10,6 +10,9 @@
         </w:rPr>
       </w:pPr>
       <w:r>
+        <w:rPr>
+          <w:lang w:val="ru-RU"/>
+        </w:rPr>
         <w:t>Смыслы</w:t>
       </w:r>
       <w:r>
@@ -387,7 +390,47 @@
           <w:szCs w:val="24"/>
           <w:lang w:val="ru-RU"/>
         </w:rPr>
-        <w:t>Ницше выразил это так: в античной культуре действует два начала: Ионисийское и Аполоническое.</w:t>
+        <w:t xml:space="preserve">Ницше выразил это так: в античной культуре действует два начала: </w:t>
+      </w:r>
+      <w:proofErr w:type="spellStart"/>
+      <w:r>
+        <w:rPr>
+          <w:rFonts w:ascii="Times New Roman" w:hAnsi="Times New Roman" w:cs="Times New Roman"/>
+          <w:sz w:val="24"/>
+          <w:szCs w:val="24"/>
+          <w:lang w:val="ru-RU"/>
+        </w:rPr>
+        <w:t>Ионисийское</w:t>
+      </w:r>
+      <w:proofErr w:type="spellEnd"/>
+      <w:r>
+        <w:rPr>
+          <w:rFonts w:ascii="Times New Roman" w:hAnsi="Times New Roman" w:cs="Times New Roman"/>
+          <w:sz w:val="24"/>
+          <w:szCs w:val="24"/>
+          <w:lang w:val="ru-RU"/>
+        </w:rPr>
+        <w:t xml:space="preserve"> и </w:t>
+      </w:r>
+      <w:proofErr w:type="spellStart"/>
+      <w:r>
+        <w:rPr>
+          <w:rFonts w:ascii="Times New Roman" w:hAnsi="Times New Roman" w:cs="Times New Roman"/>
+          <w:sz w:val="24"/>
+          <w:szCs w:val="24"/>
+          <w:lang w:val="ru-RU"/>
+        </w:rPr>
+        <w:t>Аполоническое</w:t>
+      </w:r>
+      <w:proofErr w:type="spellEnd"/>
+      <w:r>
+        <w:rPr>
+          <w:rFonts w:ascii="Times New Roman" w:hAnsi="Times New Roman" w:cs="Times New Roman"/>
+          <w:sz w:val="24"/>
+          <w:szCs w:val="24"/>
+          <w:lang w:val="ru-RU"/>
+        </w:rPr>
+        <w:t>.</w:t>
       </w:r>
     </w:p>
     <w:p>
@@ -406,7 +449,27 @@
           <w:szCs w:val="24"/>
           <w:lang w:val="ru-RU"/>
         </w:rPr>
-        <w:t xml:space="preserve">Олимпийцы — это Аполоническое начало; символом служит </w:t>
+        <w:t xml:space="preserve">Олимпийцы — это </w:t>
+      </w:r>
+      <w:proofErr w:type="spellStart"/>
+      <w:r>
+        <w:rPr>
+          <w:rFonts w:ascii="Times New Roman" w:hAnsi="Times New Roman" w:cs="Times New Roman"/>
+          <w:sz w:val="24"/>
+          <w:szCs w:val="24"/>
+          <w:lang w:val="ru-RU"/>
+        </w:rPr>
+        <w:t>Аполоническое</w:t>
+      </w:r>
+      <w:proofErr w:type="spellEnd"/>
+      <w:r>
+        <w:rPr>
+          <w:rFonts w:ascii="Times New Roman" w:hAnsi="Times New Roman" w:cs="Times New Roman"/>
+          <w:sz w:val="24"/>
+          <w:szCs w:val="24"/>
+          <w:lang w:val="ru-RU"/>
+        </w:rPr>
+        <w:t xml:space="preserve"> начало; символом служит </w:t>
       </w:r>
       <w:r>
         <w:rPr>
@@ -585,15 +648,37 @@
           <w:lang w:val="ru-RU"/>
         </w:rPr>
       </w:pPr>
-      <w:r>
-        <w:rPr>
-          <w:rFonts w:ascii="Times New Roman" w:hAnsi="Times New Roman" w:cs="Times New Roman"/>
-          <w:sz w:val="24"/>
-          <w:szCs w:val="24"/>
-          <w:lang w:val="ru-RU"/>
-        </w:rPr>
-        <w:t>Ионисийское и Аполоническое</w:t>
-      </w:r>
+      <w:proofErr w:type="spellStart"/>
+      <w:r>
+        <w:rPr>
+          <w:rFonts w:ascii="Times New Roman" w:hAnsi="Times New Roman" w:cs="Times New Roman"/>
+          <w:sz w:val="24"/>
+          <w:szCs w:val="24"/>
+          <w:lang w:val="ru-RU"/>
+        </w:rPr>
+        <w:t>Ионисийское</w:t>
+      </w:r>
+      <w:proofErr w:type="spellEnd"/>
+      <w:r>
+        <w:rPr>
+          <w:rFonts w:ascii="Times New Roman" w:hAnsi="Times New Roman" w:cs="Times New Roman"/>
+          <w:sz w:val="24"/>
+          <w:szCs w:val="24"/>
+          <w:lang w:val="ru-RU"/>
+        </w:rPr>
+        <w:t xml:space="preserve"> и </w:t>
+      </w:r>
+      <w:proofErr w:type="spellStart"/>
+      <w:r>
+        <w:rPr>
+          <w:rFonts w:ascii="Times New Roman" w:hAnsi="Times New Roman" w:cs="Times New Roman"/>
+          <w:sz w:val="24"/>
+          <w:szCs w:val="24"/>
+          <w:lang w:val="ru-RU"/>
+        </w:rPr>
+        <w:t>Аполоническое</w:t>
+      </w:r>
+      <w:proofErr w:type="spellEnd"/>
       <w:r>
         <w:rPr>
           <w:rFonts w:ascii="Times New Roman" w:hAnsi="Times New Roman" w:cs="Times New Roman"/>
@@ -962,45 +1047,52 @@
       <w:r>
         <w:rPr>
           <w:rFonts w:ascii="Times New Roman" w:hAnsi="Times New Roman" w:cs="Times New Roman"/>
-          <w:sz w:val="24"/>
-          <w:szCs w:val="24"/>
-          <w:lang w:val="ru-RU"/>
-        </w:rPr>
-        <w:t>![[</w:t>
-      </w:r>
-      <w:r>
-        <w:rPr>
-          <w:rFonts w:ascii="Times New Roman" w:hAnsi="Times New Roman" w:cs="Times New Roman"/>
-          <w:sz w:val="24"/>
-          <w:szCs w:val="24"/>
-        </w:rPr>
-        <w:t>Drawing</w:t>
-      </w:r>
-      <w:r>
-        <w:rPr>
-          <w:rFonts w:ascii="Times New Roman" w:hAnsi="Times New Roman" w:cs="Times New Roman"/>
-          <w:sz w:val="24"/>
-          <w:szCs w:val="24"/>
-          <w:lang w:val="ru-RU"/>
-        </w:rPr>
-        <w:t xml:space="preserve"> 2.</w:t>
-      </w:r>
-      <w:r>
-        <w:rPr>
-          <w:rFonts w:ascii="Times New Roman" w:hAnsi="Times New Roman" w:cs="Times New Roman"/>
-          <w:sz w:val="24"/>
-          <w:szCs w:val="24"/>
-        </w:rPr>
-        <w:t>png</w:t>
-      </w:r>
-      <w:r>
-        <w:rPr>
-          <w:rFonts w:ascii="Times New Roman" w:hAnsi="Times New Roman" w:cs="Times New Roman"/>
-          <w:sz w:val="24"/>
-          <w:szCs w:val="24"/>
-          <w:lang w:val="ru-RU"/>
-        </w:rPr>
-        <w:t>]]</w:t>
+          <w:noProof/>
+          <w:sz w:val="24"/>
+          <w:szCs w:val="24"/>
+          <w:lang w:val="ru-RU"/>
+        </w:rPr>
+        <w:drawing>
+          <wp:inline distT="0" distB="0" distL="0" distR="0">
+            <wp:extent cx="3212757" cy="2413687"/>
+            <wp:effectExtent l="0" t="0" r="0" b="0"/>
+            <wp:docPr id="68408681" name="Picture 1"/>
+            <wp:cNvGraphicFramePr>
+              <a:graphicFrameLocks xmlns:a="http://schemas.openxmlformats.org/drawingml/2006/main" noChangeAspect="1"/>
+            </wp:cNvGraphicFramePr>
+            <a:graphic xmlns:a="http://schemas.openxmlformats.org/drawingml/2006/main">
+              <a:graphicData uri="http://schemas.openxmlformats.org/drawingml/2006/picture">
+                <pic:pic xmlns:pic="http://schemas.openxmlformats.org/drawingml/2006/picture">
+                  <pic:nvPicPr>
+                    <pic:cNvPr id="68408681" name="Picture 68408681"/>
+                    <pic:cNvPicPr/>
+                  </pic:nvPicPr>
+                  <pic:blipFill>
+                    <a:blip r:embed="rId5" cstate="print">
+                      <a:extLst>
+                        <a:ext uri="{28A0092B-C50C-407E-A947-70E740481C1C}">
+                          <a14:useLocalDpi xmlns:a14="http://schemas.microsoft.com/office/drawing/2010/main" val="0"/>
+                        </a:ext>
+                      </a:extLst>
+                    </a:blip>
+                    <a:stretch>
+                      <a:fillRect/>
+                    </a:stretch>
+                  </pic:blipFill>
+                  <pic:spPr>
+                    <a:xfrm>
+                      <a:off x="0" y="0"/>
+                      <a:ext cx="3234690" cy="2430165"/>
+                    </a:xfrm>
+                    <a:prstGeom prst="rect">
+                      <a:avLst/>
+                    </a:prstGeom>
+                  </pic:spPr>
+                </pic:pic>
+              </a:graphicData>
+            </a:graphic>
+          </wp:inline>
+        </w:drawing>
       </w:r>
     </w:p>
     <w:p>
@@ -1211,45 +1303,52 @@
       <w:r>
         <w:rPr>
           <w:rFonts w:ascii="Times New Roman" w:hAnsi="Times New Roman" w:cs="Times New Roman"/>
-          <w:sz w:val="24"/>
-          <w:szCs w:val="24"/>
-          <w:lang w:val="ru-RU"/>
-        </w:rPr>
-        <w:t>![[</w:t>
-      </w:r>
-      <w:r>
-        <w:rPr>
-          <w:rFonts w:ascii="Times New Roman" w:hAnsi="Times New Roman" w:cs="Times New Roman"/>
-          <w:sz w:val="24"/>
-          <w:szCs w:val="24"/>
-        </w:rPr>
-        <w:t>Drawing</w:t>
-      </w:r>
-      <w:r>
-        <w:rPr>
-          <w:rFonts w:ascii="Times New Roman" w:hAnsi="Times New Roman" w:cs="Times New Roman"/>
-          <w:sz w:val="24"/>
-          <w:szCs w:val="24"/>
-          <w:lang w:val="ru-RU"/>
-        </w:rPr>
-        <w:t xml:space="preserve"> 3.</w:t>
-      </w:r>
-      <w:r>
-        <w:rPr>
-          <w:rFonts w:ascii="Times New Roman" w:hAnsi="Times New Roman" w:cs="Times New Roman"/>
-          <w:sz w:val="24"/>
-          <w:szCs w:val="24"/>
-        </w:rPr>
-        <w:t>png</w:t>
-      </w:r>
-      <w:r>
-        <w:rPr>
-          <w:rFonts w:ascii="Times New Roman" w:hAnsi="Times New Roman" w:cs="Times New Roman"/>
-          <w:sz w:val="24"/>
-          <w:szCs w:val="24"/>
-          <w:lang w:val="ru-RU"/>
-        </w:rPr>
-        <w:t>]]</w:t>
+          <w:noProof/>
+          <w:sz w:val="24"/>
+          <w:szCs w:val="24"/>
+          <w:lang w:val="ru-RU"/>
+        </w:rPr>
+        <w:drawing>
+          <wp:inline distT="0" distB="0" distL="0" distR="0">
+            <wp:extent cx="3735859" cy="2334912"/>
+            <wp:effectExtent l="0" t="0" r="0" b="0"/>
+            <wp:docPr id="802583036" name="Picture 2"/>
+            <wp:cNvGraphicFramePr>
+              <a:graphicFrameLocks xmlns:a="http://schemas.openxmlformats.org/drawingml/2006/main" noChangeAspect="1"/>
+            </wp:cNvGraphicFramePr>
+            <a:graphic xmlns:a="http://schemas.openxmlformats.org/drawingml/2006/main">
+              <a:graphicData uri="http://schemas.openxmlformats.org/drawingml/2006/picture">
+                <pic:pic xmlns:pic="http://schemas.openxmlformats.org/drawingml/2006/picture">
+                  <pic:nvPicPr>
+                    <pic:cNvPr id="802583036" name="Picture 802583036"/>
+                    <pic:cNvPicPr/>
+                  </pic:nvPicPr>
+                  <pic:blipFill>
+                    <a:blip r:embed="rId6" cstate="print">
+                      <a:extLst>
+                        <a:ext uri="{28A0092B-C50C-407E-A947-70E740481C1C}">
+                          <a14:useLocalDpi xmlns:a14="http://schemas.microsoft.com/office/drawing/2010/main" val="0"/>
+                        </a:ext>
+                      </a:extLst>
+                    </a:blip>
+                    <a:stretch>
+                      <a:fillRect/>
+                    </a:stretch>
+                  </pic:blipFill>
+                  <pic:spPr>
+                    <a:xfrm>
+                      <a:off x="0" y="0"/>
+                      <a:ext cx="3759659" cy="2349787"/>
+                    </a:xfrm>
+                    <a:prstGeom prst="rect">
+                      <a:avLst/>
+                    </a:prstGeom>
+                  </pic:spPr>
+                </pic:pic>
+              </a:graphicData>
+            </a:graphic>
+          </wp:inline>
+        </w:drawing>
       </w:r>
     </w:p>
     <w:p>
@@ -1282,7 +1381,17 @@
           <w:szCs w:val="24"/>
           <w:lang w:val="ru-RU"/>
         </w:rPr>
-        <w:t xml:space="preserve">Зачастую люди, смотря на монотеизм в ретроспективе спустя огромное количество времени после его возникновения, ошибочно делают акцент монотеистической картины мира на </w:t>
+        <w:t xml:space="preserve">Зачастую люди, смотря на монотеизм в ретроспективе спустя огромное количество времени после его возникновения, ошибочно делают акцент монотеистической картины </w:t>
+      </w:r>
+      <w:r>
+        <w:rPr>
+          <w:rFonts w:ascii="Times New Roman" w:hAnsi="Times New Roman" w:cs="Times New Roman"/>
+          <w:sz w:val="24"/>
+          <w:szCs w:val="24"/>
+          <w:lang w:val="ru-RU"/>
+        </w:rPr>
+        <w:lastRenderedPageBreak/>
+        <w:t xml:space="preserve">мира на </w:t>
       </w:r>
       <w:r>
         <w:rPr>
@@ -1328,6 +1437,7 @@
           <w:rFonts w:ascii="Times New Roman" w:hAnsi="Times New Roman" w:cs="Times New Roman"/>
           <w:sz w:val="24"/>
           <w:szCs w:val="24"/>
+          <w:lang w:val="ru-RU"/>
         </w:rPr>
       </w:pPr>
       <w:r>
@@ -1466,14 +1576,25 @@
         </w:rPr>
         <w:t xml:space="preserve">— </w:t>
       </w:r>
-      <w:r>
-        <w:rPr>
-          <w:rFonts w:ascii="Times New Roman" w:hAnsi="Times New Roman" w:cs="Times New Roman"/>
-          <w:sz w:val="24"/>
-          <w:szCs w:val="24"/>
-          <w:lang w:val="ru-RU"/>
-        </w:rPr>
-        <w:t>οὐσία</w:t>
+      <w:proofErr w:type="spellStart"/>
+      <w:r>
+        <w:rPr>
+          <w:rFonts w:ascii="Times New Roman" w:hAnsi="Times New Roman" w:cs="Times New Roman"/>
+          <w:sz w:val="24"/>
+          <w:szCs w:val="24"/>
+          <w:lang w:val="ru-RU"/>
+        </w:rPr>
+        <w:t>οὐσί</w:t>
+      </w:r>
+      <w:proofErr w:type="spellEnd"/>
+      <w:r>
+        <w:rPr>
+          <w:rFonts w:ascii="Times New Roman" w:hAnsi="Times New Roman" w:cs="Times New Roman"/>
+          <w:sz w:val="24"/>
+          <w:szCs w:val="24"/>
+          <w:lang w:val="ru-RU"/>
+        </w:rPr>
+        <w:t>α</w:t>
       </w:r>
       <w:r>
         <w:rPr>
@@ -1493,6 +1614,7 @@
         </w:rPr>
         <w:t>[</w:t>
       </w:r>
+      <w:proofErr w:type="spellStart"/>
       <w:r>
         <w:rPr>
           <w:rFonts w:ascii="Times New Roman" w:hAnsi="Times New Roman" w:cs="Times New Roman"/>
@@ -1502,6 +1624,7 @@
         </w:rPr>
         <w:t>усия</w:t>
       </w:r>
+      <w:proofErr w:type="spellEnd"/>
       <w:r>
         <w:rPr>
           <w:rFonts w:ascii="Times New Roman" w:hAnsi="Times New Roman" w:cs="Times New Roman"/>
@@ -1545,16 +1668,49 @@
           <w:szCs w:val="24"/>
           <w:lang w:val="ru-RU"/>
         </w:rPr>
-        <w:t>ὑπόστασις</w:t>
-      </w:r>
-      <w:r>
-        <w:rPr>
-          <w:rFonts w:ascii="Times New Roman" w:hAnsi="Times New Roman" w:cs="Times New Roman"/>
-          <w:sz w:val="24"/>
-          <w:szCs w:val="24"/>
+        <w:t>ὑπ</w:t>
+      </w:r>
+      <w:proofErr w:type="spellStart"/>
+      <w:r>
+        <w:rPr>
+          <w:rFonts w:ascii="Times New Roman" w:hAnsi="Times New Roman" w:cs="Times New Roman"/>
+          <w:sz w:val="24"/>
+          <w:szCs w:val="24"/>
+          <w:lang w:val="ru-RU"/>
+        </w:rPr>
+        <w:t>όστ</w:t>
+      </w:r>
+      <w:proofErr w:type="spellEnd"/>
+      <w:r>
+        <w:rPr>
+          <w:rFonts w:ascii="Times New Roman" w:hAnsi="Times New Roman" w:cs="Times New Roman"/>
+          <w:sz w:val="24"/>
+          <w:szCs w:val="24"/>
+          <w:lang w:val="ru-RU"/>
+        </w:rPr>
+        <w:t>α</w:t>
+      </w:r>
+      <w:proofErr w:type="spellStart"/>
+      <w:r>
+        <w:rPr>
+          <w:rFonts w:ascii="Times New Roman" w:hAnsi="Times New Roman" w:cs="Times New Roman"/>
+          <w:sz w:val="24"/>
+          <w:szCs w:val="24"/>
+          <w:lang w:val="ru-RU"/>
+        </w:rPr>
+        <w:t>σις</w:t>
+      </w:r>
+      <w:proofErr w:type="spellEnd"/>
+      <w:r>
+        <w:rPr>
+          <w:rFonts w:ascii="Times New Roman" w:hAnsi="Times New Roman" w:cs="Times New Roman"/>
+          <w:sz w:val="24"/>
+          <w:szCs w:val="24"/>
+          <w:lang w:val="ru-RU"/>
         </w:rPr>
         <w:t xml:space="preserve"> [</w:t>
       </w:r>
+      <w:proofErr w:type="spellStart"/>
       <w:r>
         <w:rPr>
           <w:rFonts w:ascii="Times New Roman" w:hAnsi="Times New Roman" w:cs="Times New Roman"/>
@@ -1573,11 +1729,13 @@
         </w:rPr>
         <w:t>постасис</w:t>
       </w:r>
-      <w:r>
-        <w:rPr>
-          <w:rFonts w:ascii="Times New Roman" w:hAnsi="Times New Roman" w:cs="Times New Roman"/>
-          <w:sz w:val="24"/>
-          <w:szCs w:val="24"/>
+      <w:proofErr w:type="spellEnd"/>
+      <w:r>
+        <w:rPr>
+          <w:rFonts w:ascii="Times New Roman" w:hAnsi="Times New Roman" w:cs="Times New Roman"/>
+          <w:sz w:val="24"/>
+          <w:szCs w:val="24"/>
+          <w:lang w:val="ru-RU"/>
         </w:rPr>
         <w:t>]</w:t>
       </w:r>
@@ -1642,11 +1800,19 @@
         </w:rPr>
         <w:t xml:space="preserve">Различия </w:t>
       </w:r>
-      <w:r>
-        <w:rPr>
-          <w:lang w:val="ru-RU"/>
-        </w:rPr>
-        <w:t>οὐσία</w:t>
+      <w:proofErr w:type="spellStart"/>
+      <w:r>
+        <w:rPr>
+          <w:lang w:val="ru-RU"/>
+        </w:rPr>
+        <w:t>οὐσί</w:t>
+      </w:r>
+      <w:proofErr w:type="spellEnd"/>
+      <w:r>
+        <w:rPr>
+          <w:lang w:val="ru-RU"/>
+        </w:rPr>
+        <w:t>α</w:t>
       </w:r>
       <w:r>
         <w:rPr>
@@ -1658,8 +1824,30 @@
         <w:rPr>
           <w:lang w:val="ru-RU"/>
         </w:rPr>
-        <w:t>ὑπόστασις</w:t>
-      </w:r>
+        <w:t>ὑπ</w:t>
+      </w:r>
+      <w:proofErr w:type="spellStart"/>
+      <w:r>
+        <w:rPr>
+          <w:lang w:val="ru-RU"/>
+        </w:rPr>
+        <w:t>όστ</w:t>
+      </w:r>
+      <w:proofErr w:type="spellEnd"/>
+      <w:r>
+        <w:rPr>
+          <w:lang w:val="ru-RU"/>
+        </w:rPr>
+        <w:t>α</w:t>
+      </w:r>
+      <w:proofErr w:type="spellStart"/>
+      <w:r>
+        <w:rPr>
+          <w:lang w:val="ru-RU"/>
+        </w:rPr>
+        <w:t>σις</w:t>
+      </w:r>
+      <w:proofErr w:type="spellEnd"/>
     </w:p>
     <w:p>
       <w:pPr>
@@ -1787,7 +1975,6 @@
           <w:szCs w:val="24"/>
           <w:lang w:val="ru-RU"/>
         </w:rPr>
-        <w:lastRenderedPageBreak/>
         <w:t xml:space="preserve">Все эти качества относятся к </w:t>
       </w:r>
       <w:r>
@@ -1808,7 +1995,27 @@
           <w:szCs w:val="24"/>
           <w:lang w:val="ru-RU"/>
         </w:rPr>
-        <w:t xml:space="preserve"> (усия)</w:t>
+        <w:t xml:space="preserve"> (</w:t>
+      </w:r>
+      <w:proofErr w:type="spellStart"/>
+      <w:r>
+        <w:rPr>
+          <w:rFonts w:ascii="Times New Roman" w:hAnsi="Times New Roman" w:cs="Times New Roman"/>
+          <w:sz w:val="24"/>
+          <w:szCs w:val="24"/>
+          <w:lang w:val="ru-RU"/>
+        </w:rPr>
+        <w:t>усия</w:t>
+      </w:r>
+      <w:proofErr w:type="spellEnd"/>
+      <w:r>
+        <w:rPr>
+          <w:rFonts w:ascii="Times New Roman" w:hAnsi="Times New Roman" w:cs="Times New Roman"/>
+          <w:sz w:val="24"/>
+          <w:szCs w:val="24"/>
+          <w:lang w:val="ru-RU"/>
+        </w:rPr>
+        <w:t>)</w:t>
       </w:r>
       <w:r>
         <w:rPr>
@@ -1901,6 +2108,7 @@
           <w:lang w:val="ru-RU"/>
         </w:rPr>
       </w:pPr>
+      <w:proofErr w:type="spellStart"/>
       <w:r>
         <w:rPr>
           <w:rFonts w:ascii="Times New Roman" w:hAnsi="Times New Roman" w:cs="Times New Roman"/>
@@ -1912,6 +2120,7 @@
         </w:rPr>
         <w:t>Юпостасис</w:t>
       </w:r>
+      <w:proofErr w:type="spellEnd"/>
       <w:r>
         <w:rPr>
           <w:rFonts w:ascii="Times New Roman" w:hAnsi="Times New Roman" w:cs="Times New Roman"/>
@@ -1960,6 +2169,7 @@
         </w:rPr>
         <w:t xml:space="preserve"> можно познать </w:t>
       </w:r>
+      <w:proofErr w:type="spellStart"/>
       <w:r>
         <w:rPr>
           <w:rFonts w:ascii="Times New Roman" w:hAnsi="Times New Roman" w:cs="Times New Roman"/>
@@ -1971,6 +2181,7 @@
         </w:rPr>
         <w:t>юпостасис</w:t>
       </w:r>
+      <w:proofErr w:type="spellEnd"/>
       <w:r>
         <w:rPr>
           <w:rFonts w:ascii="Times New Roman" w:hAnsi="Times New Roman" w:cs="Times New Roman"/>
@@ -2107,8 +2318,20 @@
           <w:u w:val="single"/>
           <w:lang w:val="ru-RU"/>
         </w:rPr>
-        <w:t>Способность выбирать то или иное и есть юпостасис</w:t>
-      </w:r>
+        <w:t xml:space="preserve">Способность выбирать то или иное и есть </w:t>
+      </w:r>
+      <w:proofErr w:type="spellStart"/>
+      <w:r>
+        <w:rPr>
+          <w:rFonts w:ascii="Times New Roman" w:hAnsi="Times New Roman" w:cs="Times New Roman"/>
+          <w:sz w:val="24"/>
+          <w:szCs w:val="24"/>
+          <w:u w:val="single"/>
+          <w:lang w:val="ru-RU"/>
+        </w:rPr>
+        <w:t>юпостасис</w:t>
+      </w:r>
+      <w:proofErr w:type="spellEnd"/>
       <w:r>
         <w:rPr>
           <w:rFonts w:ascii="Times New Roman" w:hAnsi="Times New Roman" w:cs="Times New Roman"/>
@@ -2150,7 +2373,21 @@
         <w:rPr>
           <w:lang w:val="ru-RU"/>
         </w:rPr>
-        <w:t>Есть ли юпостасис?</w:t>
+        <w:t xml:space="preserve">Есть ли </w:t>
+      </w:r>
+      <w:proofErr w:type="spellStart"/>
+      <w:r>
+        <w:rPr>
+          <w:lang w:val="ru-RU"/>
+        </w:rPr>
+        <w:t>юпостасис</w:t>
+      </w:r>
+      <w:proofErr w:type="spellEnd"/>
+      <w:r>
+        <w:rPr>
+          <w:lang w:val="ru-RU"/>
+        </w:rPr>
+        <w:t>?</w:t>
       </w:r>
     </w:p>
     <w:p>
@@ -2171,6 +2408,7 @@
         </w:rPr>
         <w:t xml:space="preserve">Пока что </w:t>
       </w:r>
+      <w:proofErr w:type="spellStart"/>
       <w:r>
         <w:rPr>
           <w:rFonts w:ascii="Times New Roman" w:hAnsi="Times New Roman" w:cs="Times New Roman"/>
@@ -2182,6 +2420,7 @@
         </w:rPr>
         <w:t>юпостасис</w:t>
       </w:r>
+      <w:proofErr w:type="spellEnd"/>
       <w:r>
         <w:rPr>
           <w:rFonts w:ascii="Times New Roman" w:hAnsi="Times New Roman" w:cs="Times New Roman"/>
@@ -2230,6 +2469,7 @@
         </w:rPr>
         <w:t xml:space="preserve"> является </w:t>
       </w:r>
+      <w:proofErr w:type="spellStart"/>
       <w:r>
         <w:rPr>
           <w:rFonts w:ascii="Times New Roman" w:hAnsi="Times New Roman" w:cs="Times New Roman"/>
@@ -2241,6 +2481,7 @@
         </w:rPr>
         <w:t>юпостасис</w:t>
       </w:r>
+      <w:proofErr w:type="spellEnd"/>
       <w:r>
         <w:rPr>
           <w:rFonts w:ascii="Times New Roman" w:hAnsi="Times New Roman" w:cs="Times New Roman"/>
@@ -2250,6 +2491,7 @@
         </w:rPr>
         <w:t xml:space="preserve">, бог, но единственный, уникальный бог в отличии от многобожия, где ответом являлась </w:t>
       </w:r>
+      <w:proofErr w:type="spellStart"/>
       <w:r>
         <w:rPr>
           <w:rFonts w:ascii="Times New Roman" w:hAnsi="Times New Roman" w:cs="Times New Roman"/>
@@ -2261,6 +2503,7 @@
         </w:rPr>
         <w:t>усия</w:t>
       </w:r>
+      <w:proofErr w:type="spellEnd"/>
       <w:r>
         <w:rPr>
           <w:rFonts w:ascii="Times New Roman" w:hAnsi="Times New Roman" w:cs="Times New Roman"/>
@@ -2270,6 +2513,7 @@
         </w:rPr>
         <w:t xml:space="preserve"> (сущность): у каждого греческого бога были свои свойства (</w:t>
       </w:r>
+      <w:proofErr w:type="spellStart"/>
       <w:r>
         <w:rPr>
           <w:rFonts w:ascii="Times New Roman" w:hAnsi="Times New Roman" w:cs="Times New Roman"/>
@@ -2281,6 +2525,7 @@
         </w:rPr>
         <w:t>усии</w:t>
       </w:r>
+      <w:proofErr w:type="spellEnd"/>
       <w:r>
         <w:rPr>
           <w:rFonts w:ascii="Times New Roman" w:hAnsi="Times New Roman" w:cs="Times New Roman"/>
@@ -2290,6 +2535,7 @@
         </w:rPr>
         <w:t xml:space="preserve">), свои функции. У единого же бога нет вообще никакой </w:t>
       </w:r>
+      <w:proofErr w:type="spellStart"/>
       <w:r>
         <w:rPr>
           <w:rFonts w:ascii="Times New Roman" w:hAnsi="Times New Roman" w:cs="Times New Roman"/>
@@ -2301,6 +2547,7 @@
         </w:rPr>
         <w:t>усии</w:t>
       </w:r>
+      <w:proofErr w:type="spellEnd"/>
       <w:r>
         <w:rPr>
           <w:rFonts w:ascii="Times New Roman" w:hAnsi="Times New Roman" w:cs="Times New Roman"/>
@@ -2330,8 +2577,20 @@
           <w:szCs w:val="24"/>
           <w:lang w:val="ru-RU"/>
         </w:rPr>
-        <w:t xml:space="preserve"> юпостасис</w:t>
-      </w:r>
+        <w:t xml:space="preserve"> </w:t>
+      </w:r>
+      <w:proofErr w:type="spellStart"/>
+      <w:r>
+        <w:rPr>
+          <w:rFonts w:ascii="Times New Roman" w:hAnsi="Times New Roman" w:cs="Times New Roman"/>
+          <w:i/>
+          <w:sz w:val="24"/>
+          <w:szCs w:val="24"/>
+          <w:lang w:val="ru-RU"/>
+        </w:rPr>
+        <w:t>юпостасис</w:t>
+      </w:r>
+      <w:proofErr w:type="spellEnd"/>
       <w:r>
         <w:rPr>
           <w:rFonts w:ascii="Times New Roman" w:hAnsi="Times New Roman" w:cs="Times New Roman"/>
@@ -2362,6 +2621,7 @@
         <w:rPr>
           <w:lang w:val="ru-RU"/>
         </w:rPr>
+        <w:lastRenderedPageBreak/>
         <w:t>О творении</w:t>
       </w:r>
     </w:p>

--- a/lesson-6.docx
+++ b/lesson-6.docx
@@ -1054,9 +1054,9 @@
         </w:rPr>
         <w:drawing>
           <wp:inline distT="0" distB="0" distL="0" distR="0">
-            <wp:extent cx="3212757" cy="2413687"/>
+            <wp:extent cx="3287949" cy="2555889"/>
             <wp:effectExtent l="0" t="0" r="0" b="0"/>
-            <wp:docPr id="68408681" name="Picture 1"/>
+            <wp:docPr id="1432047142" name="Picture 1"/>
             <wp:cNvGraphicFramePr>
               <a:graphicFrameLocks xmlns:a="http://schemas.openxmlformats.org/drawingml/2006/main" noChangeAspect="1"/>
             </wp:cNvGraphicFramePr>
@@ -1064,7 +1064,7 @@
               <a:graphicData uri="http://schemas.openxmlformats.org/drawingml/2006/picture">
                 <pic:pic xmlns:pic="http://schemas.openxmlformats.org/drawingml/2006/picture">
                   <pic:nvPicPr>
-                    <pic:cNvPr id="68408681" name="Picture 68408681"/>
+                    <pic:cNvPr id="1432047142" name="Picture 1432047142"/>
                     <pic:cNvPicPr/>
                   </pic:nvPicPr>
                   <pic:blipFill>
@@ -1082,7 +1082,7 @@
                   <pic:spPr>
                     <a:xfrm>
                       <a:off x="0" y="0"/>
-                      <a:ext cx="3234690" cy="2430165"/>
+                      <a:ext cx="3324789" cy="2584527"/>
                     </a:xfrm>
                     <a:prstGeom prst="rect">
                       <a:avLst/>
@@ -1362,6 +1362,7 @@
         <w:rPr>
           <w:lang w:val="ru-RU"/>
         </w:rPr>
+        <w:lastRenderedPageBreak/>
         <w:t>Монотеизм</w:t>
       </w:r>
     </w:p>
@@ -1381,17 +1382,7 @@
           <w:szCs w:val="24"/>
           <w:lang w:val="ru-RU"/>
         </w:rPr>
-        <w:t xml:space="preserve">Зачастую люди, смотря на монотеизм в ретроспективе спустя огромное количество времени после его возникновения, ошибочно делают акцент монотеистической картины </w:t>
-      </w:r>
-      <w:r>
-        <w:rPr>
-          <w:rFonts w:ascii="Times New Roman" w:hAnsi="Times New Roman" w:cs="Times New Roman"/>
-          <w:sz w:val="24"/>
-          <w:szCs w:val="24"/>
-          <w:lang w:val="ru-RU"/>
-        </w:rPr>
-        <w:lastRenderedPageBreak/>
-        <w:t xml:space="preserve">мира на </w:t>
+        <w:t xml:space="preserve">Зачастую люди, смотря на монотеизм в ретроспективе спустя огромное количество времени после его возникновения, ошибочно делают акцент монотеистической картины мира на </w:t>
       </w:r>
       <w:r>
         <w:rPr>
@@ -2511,7 +2502,17 @@
           <w:szCs w:val="24"/>
           <w:lang w:val="ru-RU"/>
         </w:rPr>
-        <w:t xml:space="preserve"> (сущность): у каждого греческого бога были свои свойства (</w:t>
+        <w:t xml:space="preserve"> </w:t>
+      </w:r>
+      <w:r>
+        <w:rPr>
+          <w:rFonts w:ascii="Times New Roman" w:hAnsi="Times New Roman" w:cs="Times New Roman"/>
+          <w:sz w:val="24"/>
+          <w:szCs w:val="24"/>
+          <w:lang w:val="ru-RU"/>
+        </w:rPr>
+        <w:lastRenderedPageBreak/>
+        <w:t>(сущность): у каждого греческого бога были свои свойства (</w:t>
       </w:r>
       <w:proofErr w:type="spellStart"/>
       <w:r>
@@ -2621,7 +2622,6 @@
         <w:rPr>
           <w:lang w:val="ru-RU"/>
         </w:rPr>
-        <w:lastRenderedPageBreak/>
         <w:t>О творении</w:t>
       </w:r>
     </w:p>

--- a/lesson-6.docx
+++ b/lesson-6.docx
@@ -4,6 +4,85 @@
   <w:body>
     <w:p>
       <w:pPr>
+        <w:rPr>
+          <w:lang w:val="ru-RU"/>
+        </w:rPr>
+      </w:pPr>
+      <w:r>
+        <w:rPr>
+          <w:lang w:val="ru-RU"/>
+        </w:rPr>
+        <w:t>#18 Самоубийство Сократа – это способ через собственную смерть соединить законы естественный (божественный) и искусственный (человеческий), "восполнить" человеческое незнание и тем самым показать, что ключевой характеристикой "предельного основания" является Акт/Действие.</w:t>
+      </w:r>
+    </w:p>
+    <w:p>
+      <w:pPr>
+        <w:rPr>
+          <w:lang w:val="ru-RU"/>
+        </w:rPr>
+      </w:pPr>
+      <w:r>
+        <w:rPr>
+          <w:lang w:val="ru-RU"/>
+        </w:rPr>
+        <w:t>#19 Переход к новой картине мира: отброшенное и игнорируемое в мифологической картине мира становится целью в монотеизме.</w:t>
+      </w:r>
+    </w:p>
+    <w:p>
+      <w:pPr>
+        <w:rPr>
+          <w:lang w:val="ru-RU"/>
+        </w:rPr>
+      </w:pPr>
+      <w:r>
+        <w:rPr>
+          <w:lang w:val="ru-RU"/>
+        </w:rPr>
+        <w:t>#20 Бытие/Истина, возведённая в ранг цели, – это Бог-Творец, Бог-Личность.</w:t>
+      </w:r>
+    </w:p>
+    <w:p>
+      <w:pPr>
+        <w:rPr>
+          <w:lang w:val="ru-RU"/>
+        </w:rPr>
+      </w:pPr>
+      <w:r>
+        <w:rPr>
+          <w:lang w:val="ru-RU"/>
+        </w:rPr>
+        <w:t>#21 Личность (</w:t>
+      </w:r>
+      <w:proofErr w:type="spellStart"/>
+      <w:r>
+        <w:rPr>
+          <w:lang w:val="ru-RU"/>
+        </w:rPr>
+        <w:t>Юпостасис</w:t>
+      </w:r>
+      <w:proofErr w:type="spellEnd"/>
+      <w:r>
+        <w:rPr>
+          <w:lang w:val="ru-RU"/>
+        </w:rPr>
+        <w:t>), в отличии от "изменчивой" и "универсальной" Сущности (Усия), – это "вечное" и "уникальное", которое выражается в свободе воли, способности делать выбор.</w:t>
+      </w:r>
+    </w:p>
+    <w:p>
+      <w:pPr>
+        <w:rPr>
+          <w:lang w:val="ru-RU"/>
+        </w:rPr>
+      </w:pPr>
+      <w:r>
+        <w:rPr>
+          <w:lang w:val="ru-RU"/>
+        </w:rPr>
+        <w:t>#22 Воля Бога-Творца – это "предельное основание", поскольку относительно неё нельзя задать вопрос "почему?"</w:t>
+      </w:r>
+    </w:p>
+    <w:p>
+      <w:pPr>
         <w:pStyle w:val="Heading2"/>
         <w:rPr>
           <w:lang w:val="ru-RU"/>
@@ -705,6 +784,7 @@
           <w:szCs w:val="24"/>
           <w:lang w:val="ru-RU"/>
         </w:rPr>
+        <w:lastRenderedPageBreak/>
         <w:t xml:space="preserve">Рассуждения об этом вопросе описываются в </w:t>
       </w:r>
       <w:r>
@@ -971,17 +1051,7 @@
           <w:szCs w:val="24"/>
           <w:lang w:val="ru-RU"/>
         </w:rPr>
-        <w:t xml:space="preserve"> Сократ пытался своим действием спасти текущую картину мира. Хотя это может показаться нелогичным, но на самом деле его целью были только лишь поиски </w:t>
-      </w:r>
-      <w:r>
-        <w:rPr>
-          <w:rFonts w:ascii="Times New Roman" w:hAnsi="Times New Roman" w:cs="Times New Roman"/>
-          <w:sz w:val="24"/>
-          <w:szCs w:val="24"/>
-          <w:lang w:val="ru-RU"/>
-        </w:rPr>
-        <w:lastRenderedPageBreak/>
-        <w:t xml:space="preserve">предельного основания; он не хотел разрушать картину мира, а хотел </w:t>
+        <w:t xml:space="preserve"> Сократ пытался своим действием спасти текущую картину мира. Хотя это может показаться нелогичным, но на самом деле его целью были только лишь поиски предельного основания; он не хотел разрушать картину мира, а хотел </w:t>
       </w:r>
       <w:r>
         <w:rPr>
@@ -1308,6 +1378,7 @@
           <w:szCs w:val="24"/>
           <w:lang w:val="ru-RU"/>
         </w:rPr>
+        <w:lastRenderedPageBreak/>
         <w:drawing>
           <wp:inline distT="0" distB="0" distL="0" distR="0">
             <wp:extent cx="3735859" cy="2334912"/>
@@ -1362,7 +1433,6 @@
         <w:rPr>
           <w:lang w:val="ru-RU"/>
         </w:rPr>
-        <w:lastRenderedPageBreak/>
         <w:t>Монотеизм</w:t>
       </w:r>
     </w:p>
@@ -2234,7 +2304,17 @@
           <w:szCs w:val="24"/>
           <w:lang w:val="ru-RU"/>
         </w:rPr>
-        <w:t xml:space="preserve"> ленив по своей воле, хотя мог бы быть деятелен; </w:t>
+        <w:t xml:space="preserve"> ленив по своей воле, хотя мог бы </w:t>
+      </w:r>
+      <w:r>
+        <w:rPr>
+          <w:rFonts w:ascii="Times New Roman" w:hAnsi="Times New Roman" w:cs="Times New Roman"/>
+          <w:sz w:val="24"/>
+          <w:szCs w:val="24"/>
+          <w:lang w:val="ru-RU"/>
+        </w:rPr>
+        <w:lastRenderedPageBreak/>
+        <w:t xml:space="preserve">быть деятелен; </w:t>
       </w:r>
       <w:r>
         <w:rPr>
@@ -2502,17 +2582,7 @@
           <w:szCs w:val="24"/>
           <w:lang w:val="ru-RU"/>
         </w:rPr>
-        <w:t xml:space="preserve"> </w:t>
-      </w:r>
-      <w:r>
-        <w:rPr>
-          <w:rFonts w:ascii="Times New Roman" w:hAnsi="Times New Roman" w:cs="Times New Roman"/>
-          <w:sz w:val="24"/>
-          <w:szCs w:val="24"/>
-          <w:lang w:val="ru-RU"/>
-        </w:rPr>
-        <w:lastRenderedPageBreak/>
-        <w:t>(сущность): у каждого греческого бога были свои свойства (</w:t>
+        <w:t xml:space="preserve"> (сущность): у каждого греческого бога были свои свойства (</w:t>
       </w:r>
       <w:proofErr w:type="spellStart"/>
       <w:r>

--- a/lesson-6.docx
+++ b/lesson-6.docx
@@ -12,7 +12,19 @@
         <w:rPr>
           <w:lang w:val="ru-RU"/>
         </w:rPr>
-        <w:t>#18 Самоубийство Сократа – это способ через собственную смерть соединить законы естественный (божественный) и искусственный (человеческий), "восполнить" человеческое незнание и тем самым показать, что ключевой характеристикой "предельного основания" является Акт/Действие.</w:t>
+        <w:t>#18</w:t>
+      </w:r>
+      <w:r>
+        <w:rPr>
+          <w:lang w:val="ru-RU"/>
+        </w:rPr>
+        <w:t>.</w:t>
+      </w:r>
+      <w:r>
+        <w:rPr>
+          <w:lang w:val="ru-RU"/>
+        </w:rPr>
+        <w:t xml:space="preserve"> Самоубийство Сократа – это способ через собственную смерть соединить законы естественный (божественный) и искусственный (человеческий), "восполнить" человеческое незнание и тем самым показать, что ключевой характеристикой "предельного основания" является Акт/Действие.</w:t>
       </w:r>
     </w:p>
     <w:p>
@@ -25,7 +37,19 @@
         <w:rPr>
           <w:lang w:val="ru-RU"/>
         </w:rPr>
-        <w:t>#19 Переход к новой картине мира: отброшенное и игнорируемое в мифологической картине мира становится целью в монотеизме.</w:t>
+        <w:t>#19</w:t>
+      </w:r>
+      <w:r>
+        <w:rPr>
+          <w:lang w:val="ru-RU"/>
+        </w:rPr>
+        <w:t>.</w:t>
+      </w:r>
+      <w:r>
+        <w:rPr>
+          <w:lang w:val="ru-RU"/>
+        </w:rPr>
+        <w:t xml:space="preserve"> Переход к новой картине мира: отброшенное и игнорируемое в мифологической картине мира становится целью в монотеизме.</w:t>
       </w:r>
     </w:p>
     <w:p>
@@ -38,7 +62,16 @@
         <w:rPr>
           <w:lang w:val="ru-RU"/>
         </w:rPr>
-        <w:t>#20 Бытие/Истина, возведённая в ранг цели, – это Бог-Творец, Бог-Личность.</w:t>
+        <w:t>#20</w:t>
+      </w:r>
+      <w:r>
+        <w:t>.</w:t>
+      </w:r>
+      <w:r>
+        <w:rPr>
+          <w:lang w:val="ru-RU"/>
+        </w:rPr>
+        <w:t xml:space="preserve"> Бытие/Истина, возведённая в ранг цели, – это Бог-Творец, Бог-Личность.</w:t>
       </w:r>
     </w:p>
     <w:p>
@@ -51,21 +84,19 @@
         <w:rPr>
           <w:lang w:val="ru-RU"/>
         </w:rPr>
-        <w:t>#21 Личность (</w:t>
-      </w:r>
-      <w:proofErr w:type="spellStart"/>
-      <w:r>
-        <w:rPr>
-          <w:lang w:val="ru-RU"/>
-        </w:rPr>
-        <w:t>Юпостасис</w:t>
-      </w:r>
-      <w:proofErr w:type="spellEnd"/>
-      <w:r>
-        <w:rPr>
-          <w:lang w:val="ru-RU"/>
-        </w:rPr>
-        <w:t>), в отличии от "изменчивой" и "универсальной" Сущности (Усия), – это "вечное" и "уникальное", которое выражается в свободе воли, способности делать выбор.</w:t>
+        <w:t>#21</w:t>
+      </w:r>
+      <w:r>
+        <w:rPr>
+          <w:lang w:val="ru-RU"/>
+        </w:rPr>
+        <w:t>.</w:t>
+      </w:r>
+      <w:r>
+        <w:rPr>
+          <w:lang w:val="ru-RU"/>
+        </w:rPr>
+        <w:t xml:space="preserve"> Личность (Юпостасис), в отличии от "изменчивой" и "универсальной" Сущности (Усия), – это "вечное" и "уникальное", которое выражается в свободе воли, способности делать выбор.</w:t>
       </w:r>
     </w:p>
     <w:p>
@@ -78,7 +109,16 @@
         <w:rPr>
           <w:lang w:val="ru-RU"/>
         </w:rPr>
-        <w:t>#22 Воля Бога-Творца – это "предельное основание", поскольку относительно неё нельзя задать вопрос "почему?"</w:t>
+        <w:t>#22</w:t>
+      </w:r>
+      <w:r>
+        <w:t>.</w:t>
+      </w:r>
+      <w:r>
+        <w:rPr>
+          <w:lang w:val="ru-RU"/>
+        </w:rPr>
+        <w:t xml:space="preserve"> Воля Бога-Творца – это "предельное основание", поскольку относительно неё нельзя задать вопрос "почему?"</w:t>
       </w:r>
     </w:p>
     <w:p>
@@ -469,47 +509,7 @@
           <w:szCs w:val="24"/>
           <w:lang w:val="ru-RU"/>
         </w:rPr>
-        <w:t xml:space="preserve">Ницше выразил это так: в античной культуре действует два начала: </w:t>
-      </w:r>
-      <w:proofErr w:type="spellStart"/>
-      <w:r>
-        <w:rPr>
-          <w:rFonts w:ascii="Times New Roman" w:hAnsi="Times New Roman" w:cs="Times New Roman"/>
-          <w:sz w:val="24"/>
-          <w:szCs w:val="24"/>
-          <w:lang w:val="ru-RU"/>
-        </w:rPr>
-        <w:t>Ионисийское</w:t>
-      </w:r>
-      <w:proofErr w:type="spellEnd"/>
-      <w:r>
-        <w:rPr>
-          <w:rFonts w:ascii="Times New Roman" w:hAnsi="Times New Roman" w:cs="Times New Roman"/>
-          <w:sz w:val="24"/>
-          <w:szCs w:val="24"/>
-          <w:lang w:val="ru-RU"/>
-        </w:rPr>
-        <w:t xml:space="preserve"> и </w:t>
-      </w:r>
-      <w:proofErr w:type="spellStart"/>
-      <w:r>
-        <w:rPr>
-          <w:rFonts w:ascii="Times New Roman" w:hAnsi="Times New Roman" w:cs="Times New Roman"/>
-          <w:sz w:val="24"/>
-          <w:szCs w:val="24"/>
-          <w:lang w:val="ru-RU"/>
-        </w:rPr>
-        <w:t>Аполоническое</w:t>
-      </w:r>
-      <w:proofErr w:type="spellEnd"/>
-      <w:r>
-        <w:rPr>
-          <w:rFonts w:ascii="Times New Roman" w:hAnsi="Times New Roman" w:cs="Times New Roman"/>
-          <w:sz w:val="24"/>
-          <w:szCs w:val="24"/>
-          <w:lang w:val="ru-RU"/>
-        </w:rPr>
-        <w:t>.</w:t>
+        <w:t>Ницше выразил это так: в античной культуре действует два начала: Ионисийское и Аполоническое.</w:t>
       </w:r>
     </w:p>
     <w:p>
@@ -528,27 +528,7 @@
           <w:szCs w:val="24"/>
           <w:lang w:val="ru-RU"/>
         </w:rPr>
-        <w:t xml:space="preserve">Олимпийцы — это </w:t>
-      </w:r>
-      <w:proofErr w:type="spellStart"/>
-      <w:r>
-        <w:rPr>
-          <w:rFonts w:ascii="Times New Roman" w:hAnsi="Times New Roman" w:cs="Times New Roman"/>
-          <w:sz w:val="24"/>
-          <w:szCs w:val="24"/>
-          <w:lang w:val="ru-RU"/>
-        </w:rPr>
-        <w:t>Аполоническое</w:t>
-      </w:r>
-      <w:proofErr w:type="spellEnd"/>
-      <w:r>
-        <w:rPr>
-          <w:rFonts w:ascii="Times New Roman" w:hAnsi="Times New Roman" w:cs="Times New Roman"/>
-          <w:sz w:val="24"/>
-          <w:szCs w:val="24"/>
-          <w:lang w:val="ru-RU"/>
-        </w:rPr>
-        <w:t xml:space="preserve"> начало; символом служит </w:t>
+        <w:t xml:space="preserve">Олимпийцы — это Аполоническое начало; символом служит </w:t>
       </w:r>
       <w:r>
         <w:rPr>
@@ -727,37 +707,15 @@
           <w:lang w:val="ru-RU"/>
         </w:rPr>
       </w:pPr>
-      <w:proofErr w:type="spellStart"/>
-      <w:r>
-        <w:rPr>
-          <w:rFonts w:ascii="Times New Roman" w:hAnsi="Times New Roman" w:cs="Times New Roman"/>
-          <w:sz w:val="24"/>
-          <w:szCs w:val="24"/>
-          <w:lang w:val="ru-RU"/>
-        </w:rPr>
-        <w:t>Ионисийское</w:t>
-      </w:r>
-      <w:proofErr w:type="spellEnd"/>
-      <w:r>
-        <w:rPr>
-          <w:rFonts w:ascii="Times New Roman" w:hAnsi="Times New Roman" w:cs="Times New Roman"/>
-          <w:sz w:val="24"/>
-          <w:szCs w:val="24"/>
-          <w:lang w:val="ru-RU"/>
-        </w:rPr>
-        <w:t xml:space="preserve"> и </w:t>
-      </w:r>
-      <w:proofErr w:type="spellStart"/>
-      <w:r>
-        <w:rPr>
-          <w:rFonts w:ascii="Times New Roman" w:hAnsi="Times New Roman" w:cs="Times New Roman"/>
-          <w:sz w:val="24"/>
-          <w:szCs w:val="24"/>
-          <w:lang w:val="ru-RU"/>
-        </w:rPr>
-        <w:t>Аполоническое</w:t>
-      </w:r>
-      <w:proofErr w:type="spellEnd"/>
+      <w:r>
+        <w:rPr>
+          <w:rFonts w:ascii="Times New Roman" w:hAnsi="Times New Roman" w:cs="Times New Roman"/>
+          <w:sz w:val="24"/>
+          <w:szCs w:val="24"/>
+          <w:lang w:val="ru-RU"/>
+        </w:rPr>
+        <w:t>Ионисийское и Аполоническое</w:t>
+      </w:r>
       <w:r>
         <w:rPr>
           <w:rFonts w:ascii="Times New Roman" w:hAnsi="Times New Roman" w:cs="Times New Roman"/>
@@ -1637,25 +1595,14 @@
         </w:rPr>
         <w:t xml:space="preserve">— </w:t>
       </w:r>
-      <w:proofErr w:type="spellStart"/>
-      <w:r>
-        <w:rPr>
-          <w:rFonts w:ascii="Times New Roman" w:hAnsi="Times New Roman" w:cs="Times New Roman"/>
-          <w:sz w:val="24"/>
-          <w:szCs w:val="24"/>
-          <w:lang w:val="ru-RU"/>
-        </w:rPr>
-        <w:t>οὐσί</w:t>
-      </w:r>
-      <w:proofErr w:type="spellEnd"/>
-      <w:r>
-        <w:rPr>
-          <w:rFonts w:ascii="Times New Roman" w:hAnsi="Times New Roman" w:cs="Times New Roman"/>
-          <w:sz w:val="24"/>
-          <w:szCs w:val="24"/>
-          <w:lang w:val="ru-RU"/>
-        </w:rPr>
-        <w:t>α</w:t>
+      <w:r>
+        <w:rPr>
+          <w:rFonts w:ascii="Times New Roman" w:hAnsi="Times New Roman" w:cs="Times New Roman"/>
+          <w:sz w:val="24"/>
+          <w:szCs w:val="24"/>
+          <w:lang w:val="ru-RU"/>
+        </w:rPr>
+        <w:t>οὐσία</w:t>
       </w:r>
       <w:r>
         <w:rPr>
@@ -1675,7 +1622,6 @@
         </w:rPr>
         <w:t>[</w:t>
       </w:r>
-      <w:proofErr w:type="spellStart"/>
       <w:r>
         <w:rPr>
           <w:rFonts w:ascii="Times New Roman" w:hAnsi="Times New Roman" w:cs="Times New Roman"/>
@@ -1685,7 +1631,6 @@
         </w:rPr>
         <w:t>усия</w:t>
       </w:r>
-      <w:proofErr w:type="spellEnd"/>
       <w:r>
         <w:rPr>
           <w:rFonts w:ascii="Times New Roman" w:hAnsi="Times New Roman" w:cs="Times New Roman"/>
@@ -1729,39 +1674,8 @@
           <w:szCs w:val="24"/>
           <w:lang w:val="ru-RU"/>
         </w:rPr>
-        <w:t>ὑπ</w:t>
-      </w:r>
-      <w:proofErr w:type="spellStart"/>
-      <w:r>
-        <w:rPr>
-          <w:rFonts w:ascii="Times New Roman" w:hAnsi="Times New Roman" w:cs="Times New Roman"/>
-          <w:sz w:val="24"/>
-          <w:szCs w:val="24"/>
-          <w:lang w:val="ru-RU"/>
-        </w:rPr>
-        <w:t>όστ</w:t>
-      </w:r>
-      <w:proofErr w:type="spellEnd"/>
-      <w:r>
-        <w:rPr>
-          <w:rFonts w:ascii="Times New Roman" w:hAnsi="Times New Roman" w:cs="Times New Roman"/>
-          <w:sz w:val="24"/>
-          <w:szCs w:val="24"/>
-          <w:lang w:val="ru-RU"/>
-        </w:rPr>
-        <w:t>α</w:t>
-      </w:r>
-      <w:proofErr w:type="spellStart"/>
-      <w:r>
-        <w:rPr>
-          <w:rFonts w:ascii="Times New Roman" w:hAnsi="Times New Roman" w:cs="Times New Roman"/>
-          <w:sz w:val="24"/>
-          <w:szCs w:val="24"/>
-          <w:lang w:val="ru-RU"/>
-        </w:rPr>
-        <w:t>σις</w:t>
-      </w:r>
-      <w:proofErr w:type="spellEnd"/>
+        <w:t>ὑπόστασις</w:t>
+      </w:r>
       <w:r>
         <w:rPr>
           <w:rFonts w:ascii="Times New Roman" w:hAnsi="Times New Roman" w:cs="Times New Roman"/>
@@ -1771,7 +1685,6 @@
         </w:rPr>
         <w:t xml:space="preserve"> [</w:t>
       </w:r>
-      <w:proofErr w:type="spellStart"/>
       <w:r>
         <w:rPr>
           <w:rFonts w:ascii="Times New Roman" w:hAnsi="Times New Roman" w:cs="Times New Roman"/>
@@ -1790,7 +1703,6 @@
         </w:rPr>
         <w:t>постасис</w:t>
       </w:r>
-      <w:proofErr w:type="spellEnd"/>
       <w:r>
         <w:rPr>
           <w:rFonts w:ascii="Times New Roman" w:hAnsi="Times New Roman" w:cs="Times New Roman"/>
@@ -1861,19 +1773,11 @@
         </w:rPr>
         <w:t xml:space="preserve">Различия </w:t>
       </w:r>
-      <w:proofErr w:type="spellStart"/>
-      <w:r>
-        <w:rPr>
-          <w:lang w:val="ru-RU"/>
-        </w:rPr>
-        <w:t>οὐσί</w:t>
-      </w:r>
-      <w:proofErr w:type="spellEnd"/>
-      <w:r>
-        <w:rPr>
-          <w:lang w:val="ru-RU"/>
-        </w:rPr>
-        <w:t>α</w:t>
+      <w:r>
+        <w:rPr>
+          <w:lang w:val="ru-RU"/>
+        </w:rPr>
+        <w:t>οὐσία</w:t>
       </w:r>
       <w:r>
         <w:rPr>
@@ -1885,30 +1789,8 @@
         <w:rPr>
           <w:lang w:val="ru-RU"/>
         </w:rPr>
-        <w:t>ὑπ</w:t>
-      </w:r>
-      <w:proofErr w:type="spellStart"/>
-      <w:r>
-        <w:rPr>
-          <w:lang w:val="ru-RU"/>
-        </w:rPr>
-        <w:t>όστ</w:t>
-      </w:r>
-      <w:proofErr w:type="spellEnd"/>
-      <w:r>
-        <w:rPr>
-          <w:lang w:val="ru-RU"/>
-        </w:rPr>
-        <w:t>α</w:t>
-      </w:r>
-      <w:proofErr w:type="spellStart"/>
-      <w:r>
-        <w:rPr>
-          <w:lang w:val="ru-RU"/>
-        </w:rPr>
-        <w:t>σις</w:t>
-      </w:r>
-      <w:proofErr w:type="spellEnd"/>
+        <w:t>ὑπόστασις</w:t>
+      </w:r>
     </w:p>
     <w:p>
       <w:pPr>
@@ -2056,27 +1938,7 @@
           <w:szCs w:val="24"/>
           <w:lang w:val="ru-RU"/>
         </w:rPr>
-        <w:t xml:space="preserve"> (</w:t>
-      </w:r>
-      <w:proofErr w:type="spellStart"/>
-      <w:r>
-        <w:rPr>
-          <w:rFonts w:ascii="Times New Roman" w:hAnsi="Times New Roman" w:cs="Times New Roman"/>
-          <w:sz w:val="24"/>
-          <w:szCs w:val="24"/>
-          <w:lang w:val="ru-RU"/>
-        </w:rPr>
-        <w:t>усия</w:t>
-      </w:r>
-      <w:proofErr w:type="spellEnd"/>
-      <w:r>
-        <w:rPr>
-          <w:rFonts w:ascii="Times New Roman" w:hAnsi="Times New Roman" w:cs="Times New Roman"/>
-          <w:sz w:val="24"/>
-          <w:szCs w:val="24"/>
-          <w:lang w:val="ru-RU"/>
-        </w:rPr>
-        <w:t>)</w:t>
+        <w:t xml:space="preserve"> (усия)</w:t>
       </w:r>
       <w:r>
         <w:rPr>
@@ -2169,7 +2031,6 @@
           <w:lang w:val="ru-RU"/>
         </w:rPr>
       </w:pPr>
-      <w:proofErr w:type="spellStart"/>
       <w:r>
         <w:rPr>
           <w:rFonts w:ascii="Times New Roman" w:hAnsi="Times New Roman" w:cs="Times New Roman"/>
@@ -2181,7 +2042,6 @@
         </w:rPr>
         <w:t>Юпостасис</w:t>
       </w:r>
-      <w:proofErr w:type="spellEnd"/>
       <w:r>
         <w:rPr>
           <w:rFonts w:ascii="Times New Roman" w:hAnsi="Times New Roman" w:cs="Times New Roman"/>
@@ -2230,7 +2090,6 @@
         </w:rPr>
         <w:t xml:space="preserve"> можно познать </w:t>
       </w:r>
-      <w:proofErr w:type="spellStart"/>
       <w:r>
         <w:rPr>
           <w:rFonts w:ascii="Times New Roman" w:hAnsi="Times New Roman" w:cs="Times New Roman"/>
@@ -2242,7 +2101,6 @@
         </w:rPr>
         <w:t>юпостасис</w:t>
       </w:r>
-      <w:proofErr w:type="spellEnd"/>
       <w:r>
         <w:rPr>
           <w:rFonts w:ascii="Times New Roman" w:hAnsi="Times New Roman" w:cs="Times New Roman"/>
@@ -2389,20 +2247,8 @@
           <w:u w:val="single"/>
           <w:lang w:val="ru-RU"/>
         </w:rPr>
-        <w:t xml:space="preserve">Способность выбирать то или иное и есть </w:t>
-      </w:r>
-      <w:proofErr w:type="spellStart"/>
-      <w:r>
-        <w:rPr>
-          <w:rFonts w:ascii="Times New Roman" w:hAnsi="Times New Roman" w:cs="Times New Roman"/>
-          <w:sz w:val="24"/>
-          <w:szCs w:val="24"/>
-          <w:u w:val="single"/>
-          <w:lang w:val="ru-RU"/>
-        </w:rPr>
-        <w:t>юпостасис</w:t>
-      </w:r>
-      <w:proofErr w:type="spellEnd"/>
+        <w:t>Способность выбирать то или иное и есть юпостасис</w:t>
+      </w:r>
       <w:r>
         <w:rPr>
           <w:rFonts w:ascii="Times New Roman" w:hAnsi="Times New Roman" w:cs="Times New Roman"/>
@@ -2444,21 +2290,7 @@
         <w:rPr>
           <w:lang w:val="ru-RU"/>
         </w:rPr>
-        <w:t xml:space="preserve">Есть ли </w:t>
-      </w:r>
-      <w:proofErr w:type="spellStart"/>
-      <w:r>
-        <w:rPr>
-          <w:lang w:val="ru-RU"/>
-        </w:rPr>
-        <w:t>юпостасис</w:t>
-      </w:r>
-      <w:proofErr w:type="spellEnd"/>
-      <w:r>
-        <w:rPr>
-          <w:lang w:val="ru-RU"/>
-        </w:rPr>
-        <w:t>?</w:t>
+        <w:t>Есть ли юпостасис?</w:t>
       </w:r>
     </w:p>
     <w:p>
@@ -2479,7 +2311,6 @@
         </w:rPr>
         <w:t xml:space="preserve">Пока что </w:t>
       </w:r>
-      <w:proofErr w:type="spellStart"/>
       <w:r>
         <w:rPr>
           <w:rFonts w:ascii="Times New Roman" w:hAnsi="Times New Roman" w:cs="Times New Roman"/>
@@ -2491,7 +2322,6 @@
         </w:rPr>
         <w:t>юпостасис</w:t>
       </w:r>
-      <w:proofErr w:type="spellEnd"/>
       <w:r>
         <w:rPr>
           <w:rFonts w:ascii="Times New Roman" w:hAnsi="Times New Roman" w:cs="Times New Roman"/>
@@ -2540,7 +2370,6 @@
         </w:rPr>
         <w:t xml:space="preserve"> является </w:t>
       </w:r>
-      <w:proofErr w:type="spellStart"/>
       <w:r>
         <w:rPr>
           <w:rFonts w:ascii="Times New Roman" w:hAnsi="Times New Roman" w:cs="Times New Roman"/>
@@ -2552,7 +2381,6 @@
         </w:rPr>
         <w:t>юпостасис</w:t>
       </w:r>
-      <w:proofErr w:type="spellEnd"/>
       <w:r>
         <w:rPr>
           <w:rFonts w:ascii="Times New Roman" w:hAnsi="Times New Roman" w:cs="Times New Roman"/>
@@ -2562,7 +2390,6 @@
         </w:rPr>
         <w:t xml:space="preserve">, бог, но единственный, уникальный бог в отличии от многобожия, где ответом являлась </w:t>
       </w:r>
-      <w:proofErr w:type="spellStart"/>
       <w:r>
         <w:rPr>
           <w:rFonts w:ascii="Times New Roman" w:hAnsi="Times New Roman" w:cs="Times New Roman"/>
@@ -2574,7 +2401,6 @@
         </w:rPr>
         <w:t>усия</w:t>
       </w:r>
-      <w:proofErr w:type="spellEnd"/>
       <w:r>
         <w:rPr>
           <w:rFonts w:ascii="Times New Roman" w:hAnsi="Times New Roman" w:cs="Times New Roman"/>
@@ -2584,7 +2410,6 @@
         </w:rPr>
         <w:t xml:space="preserve"> (сущность): у каждого греческого бога были свои свойства (</w:t>
       </w:r>
-      <w:proofErr w:type="spellStart"/>
       <w:r>
         <w:rPr>
           <w:rFonts w:ascii="Times New Roman" w:hAnsi="Times New Roman" w:cs="Times New Roman"/>
@@ -2596,7 +2421,6 @@
         </w:rPr>
         <w:t>усии</w:t>
       </w:r>
-      <w:proofErr w:type="spellEnd"/>
       <w:r>
         <w:rPr>
           <w:rFonts w:ascii="Times New Roman" w:hAnsi="Times New Roman" w:cs="Times New Roman"/>
@@ -2606,7 +2430,6 @@
         </w:rPr>
         <w:t xml:space="preserve">), свои функции. У единого же бога нет вообще никакой </w:t>
       </w:r>
-      <w:proofErr w:type="spellStart"/>
       <w:r>
         <w:rPr>
           <w:rFonts w:ascii="Times New Roman" w:hAnsi="Times New Roman" w:cs="Times New Roman"/>
@@ -2618,7 +2441,6 @@
         </w:rPr>
         <w:t>усии</w:t>
       </w:r>
-      <w:proofErr w:type="spellEnd"/>
       <w:r>
         <w:rPr>
           <w:rFonts w:ascii="Times New Roman" w:hAnsi="Times New Roman" w:cs="Times New Roman"/>
@@ -2648,20 +2470,8 @@
           <w:szCs w:val="24"/>
           <w:lang w:val="ru-RU"/>
         </w:rPr>
-        <w:t xml:space="preserve"> </w:t>
-      </w:r>
-      <w:proofErr w:type="spellStart"/>
-      <w:r>
-        <w:rPr>
-          <w:rFonts w:ascii="Times New Roman" w:hAnsi="Times New Roman" w:cs="Times New Roman"/>
-          <w:i/>
-          <w:sz w:val="24"/>
-          <w:szCs w:val="24"/>
-          <w:lang w:val="ru-RU"/>
-        </w:rPr>
-        <w:t>юпостасис</w:t>
-      </w:r>
-      <w:proofErr w:type="spellEnd"/>
+        <w:t xml:space="preserve"> юпостасис</w:t>
+      </w:r>
       <w:r>
         <w:rPr>
           <w:rFonts w:ascii="Times New Roman" w:hAnsi="Times New Roman" w:cs="Times New Roman"/>
